--- a/NRCS/Requirements/AI_Instructions.docx
+++ b/NRCS/Requirements/AI_Instructions.docx
@@ -603,7 +603,21 @@
           <w:rFonts w:ascii="Segoe UI" w:hAnsi="Segoe UI" w:cs="Segoe UI"/>
           <w:color w:val="121212"/>
         </w:rPr>
-        <w:t>Make sure to allot</w:t>
+        <w:t xml:space="preserve">Make sure </w:t>
+      </w:r>
+      <w:r>
+        <w:rPr>
+          <w:rFonts w:ascii="Segoe UI" w:hAnsi="Segoe UI" w:cs="Segoe UI"/>
+          <w:color w:val="121212"/>
+        </w:rPr>
+        <w:t>not to</w:t>
+      </w:r>
+      <w:r>
+        <w:rPr>
+          <w:rFonts w:ascii="Segoe UI" w:hAnsi="Segoe UI" w:cs="Segoe UI"/>
+          <w:color w:val="121212"/>
+        </w:rPr>
+        <w:t xml:space="preserve"> allot</w:t>
       </w:r>
       <w:r>
         <w:rPr>
@@ -638,7 +652,14 @@
           <w:rFonts w:ascii="Segoe UI" w:hAnsi="Segoe UI" w:cs="Segoe UI"/>
           <w:color w:val="121212"/>
         </w:rPr>
-        <w:t>leisure to Gowtham.</w:t>
+        <w:t>periods</w:t>
+      </w:r>
+      <w:r>
+        <w:rPr>
+          <w:rFonts w:ascii="Segoe UI" w:hAnsi="Segoe UI" w:cs="Segoe UI"/>
+          <w:color w:val="121212"/>
+        </w:rPr>
+        <w:t xml:space="preserve"> to Gowtham.</w:t>
       </w:r>
     </w:p>
     <w:p>

--- a/NRCS/Requirements/AI_Instructions.docx
+++ b/NRCS/Requirements/AI_Instructions.docx
@@ -487,15 +487,7 @@
           <w:rFonts w:ascii="Segoe UI" w:hAnsi="Segoe UI" w:cs="Segoe UI"/>
           <w:color w:val="121212"/>
         </w:rPr>
-        <w:t>5</w:t>
-      </w:r>
-      <w:r>
-        <w:rPr>
-          <w:rFonts w:ascii="Segoe UI" w:hAnsi="Segoe UI" w:cs="Segoe UI"/>
-          <w:color w:val="121212"/>
-          <w:vertAlign w:val="superscript"/>
-        </w:rPr>
-        <w:t>th</w:t>
+        <w:t>6 &amp;</w:t>
       </w:r>
       <w:r>
         <w:rPr>
@@ -509,36 +501,14 @@
           <w:rFonts w:ascii="Segoe UI" w:hAnsi="Segoe UI" w:cs="Segoe UI"/>
           <w:color w:val="121212"/>
         </w:rPr>
-        <w:t xml:space="preserve">to </w:t>
-      </w:r>
-      <w:r>
-        <w:rPr>
-          <w:rFonts w:ascii="Segoe UI" w:hAnsi="Segoe UI" w:cs="Segoe UI"/>
-          <w:color w:val="121212"/>
-        </w:rPr>
-        <w:t>7</w:t>
-      </w:r>
-      <w:r>
-        <w:rPr>
-          <w:rFonts w:ascii="Segoe UI" w:hAnsi="Segoe UI" w:cs="Segoe UI"/>
-          <w:color w:val="121212"/>
-          <w:vertAlign w:val="superscript"/>
-        </w:rPr>
-        <w:t>th</w:t>
-      </w:r>
-      <w:r>
-        <w:rPr>
-          <w:rFonts w:ascii="Segoe UI" w:hAnsi="Segoe UI" w:cs="Segoe UI"/>
-          <w:color w:val="121212"/>
-        </w:rPr>
-        <w:t xml:space="preserve"> period only</w:t>
-      </w:r>
-      <w:r>
-        <w:rPr>
-          <w:rFonts w:ascii="Segoe UI" w:hAnsi="Segoe UI" w:cs="Segoe UI"/>
-          <w:color w:val="121212"/>
-        </w:rPr>
-        <w:t>.</w:t>
+        <w:t>7 period</w:t>
+      </w:r>
+      <w:r>
+        <w:rPr>
+          <w:rFonts w:ascii="Segoe UI" w:hAnsi="Segoe UI" w:cs="Segoe UI"/>
+          <w:color w:val="121212"/>
+        </w:rPr>
+        <w:t>s &amp; can overlap with other classes in primary &amp; secondary levels.</w:t>
       </w:r>
     </w:p>
     <w:p>
@@ -698,6 +668,18 @@
         </w:rPr>
         <w:t xml:space="preserve"> period Oral for L.K.G </w:t>
       </w:r>
+    </w:p>
+    <w:p>
+      <w:pPr>
+        <w:pStyle w:val="whitespace-pre-wrap"/>
+        <w:shd w:val="clear" w:color="auto" w:fill="EFEEEB"/>
+        <w:spacing w:before="0" w:beforeAutospacing="0" w:after="0" w:afterAutospacing="0"/>
+        <w:ind w:left="644"/>
+        <w:rPr>
+          <w:rFonts w:ascii="Segoe UI" w:hAnsi="Segoe UI" w:cs="Segoe UI"/>
+          <w:color w:val="121212"/>
+        </w:rPr>
+      </w:pPr>
     </w:p>
     <w:p>
       <w:pPr>
